--- a/02_Reports/week5_progress_report.docx
+++ b/02_Reports/week5_progress_report.docx
@@ -128,6 +128,12 @@
     <w:p>
       <w:pPr>
         <w:spacing w:after="160" w:line="276" w:lineRule="auto"/>
+        <w:rPr>
+          <w:rFonts w:ascii="Calibri" w:eastAsia="Calibri" w:hAnsi="Calibri" w:cs="Calibri"/>
+          <w:sz w:val="22"/>
+          <w:szCs w:val="22"/>
+          <w:lang w:val="en-US"/>
+        </w:rPr>
       </w:pPr>
       <w:r>
         <w:rPr>
@@ -140,96 +146,115 @@
     </w:p>
     <w:p>
       <w:pPr>
-        <w:pBdr>
-          <w:top w:val="single" w:sz="6" w:space="0" w:color="999999"/>
-          <w:left w:val="single" w:sz="6" w:space="0" w:color="999999"/>
-          <w:bottom w:val="single" w:sz="6" w:space="0" w:color="999999"/>
-          <w:right w:val="single" w:sz="6" w:space="0" w:color="999999"/>
-        </w:pBdr>
-        <w:shd w:val="clear" w:color="auto" w:fill="F2F2F2"/>
-        <w:spacing w:before="120" w:after="200" w:line="276" w:lineRule="auto"/>
-      </w:pPr>
-      <w:r>
-        <w:rPr>
-          <w:rFonts w:ascii="Calibri" w:eastAsia="Calibri" w:hAnsi="Calibri" w:cs="Calibri"/>
-          <w:i/>
-          <w:iCs/>
-          <w:color w:val="555555"/>
-        </w:rPr>
-        <w:t>[ Insert Screenshot: terminal output of a real scoring run showing both a single-run prompt and a multi-run prompt being scored separately ]</w:t>
-      </w:r>
-    </w:p>
-    <w:p>
-      <w:pPr>
-        <w:pStyle w:val="Heading2"/>
-        <w:spacing w:before="200" w:after="100"/>
-      </w:pPr>
-      <w:r>
-        <w:rPr>
-          <w:rFonts w:ascii="Calibri" w:eastAsia="Calibri" w:hAnsi="Calibri" w:cs="Calibri"/>
-          <w:b/>
-          <w:bCs/>
-          <w:sz w:val="23"/>
-          <w:szCs w:val="23"/>
-        </w:rPr>
-        <w:t>3.2 Explicit Score Anchors</w:t>
-      </w:r>
-    </w:p>
-    <w:p>
-      <w:pPr>
-        <w:spacing w:after="160" w:line="276" w:lineRule="auto"/>
-      </w:pPr>
-      <w:r>
-        <w:rPr>
-          <w:rFonts w:ascii="Calibri" w:eastAsia="Calibri" w:hAnsi="Calibri" w:cs="Calibri"/>
-          <w:sz w:val="22"/>
-          <w:szCs w:val="22"/>
-        </w:rPr>
-        <w:t>A standardized six-point scale definition (0 through 5) is included in every judge prompt, explaining precisely what distinguishes each score level and explicitly marking 3 as the Minimum Success Threshold. This directly addresses the supervisor's requirement that scoring criteria be meticulously defined rather than left implicit.</w:t>
-      </w:r>
-    </w:p>
-    <w:p>
-      <w:pPr>
-        <w:pStyle w:val="Heading2"/>
-        <w:spacing w:before="200" w:after="100"/>
-      </w:pPr>
-      <w:r>
-        <w:rPr>
-          <w:rFonts w:ascii="Calibri" w:eastAsia="Calibri" w:hAnsi="Calibri" w:cs="Calibri"/>
-          <w:b/>
-          <w:bCs/>
-          <w:sz w:val="23"/>
-          <w:szCs w:val="23"/>
-        </w:rPr>
-        <w:t>3.3 Unit Testing Before Real Scoring</w:t>
-      </w:r>
-    </w:p>
-    <w:p>
-      <w:pPr>
-        <w:spacing w:after="160" w:line="276" w:lineRule="auto"/>
-        <w:rPr>
-          <w:rFonts w:ascii="Calibri" w:eastAsia="Calibri" w:hAnsi="Calibri" w:cs="Calibri"/>
-          <w:sz w:val="22"/>
-          <w:szCs w:val="22"/>
-          <w:lang w:val="en-US"/>
-        </w:rPr>
-      </w:pPr>
-      <w:r>
-        <w:rPr>
-          <w:rFonts w:ascii="Calibri" w:eastAsia="Calibri" w:hAnsi="Calibri" w:cs="Calibri"/>
-          <w:sz w:val="22"/>
-          <w:szCs w:val="22"/>
-        </w:rPr>
-        <w:t xml:space="preserve">Ten unit tests were written and run using an injected fake judge client, verifying: criteria parsing, that the score anchors appear correctly in the constructed judge prompt, correct per-run file naming for both single-run and </w:t>
-      </w:r>
-      <w:r>
-        <w:rPr>
-          <w:rFonts w:ascii="Calibri" w:eastAsia="Calibri" w:hAnsi="Calibri" w:cs="Calibri"/>
-          <w:sz w:val="22"/>
-          <w:szCs w:val="22"/>
+        <w:spacing w:after="160" w:line="276" w:lineRule="auto"/>
+        <w:rPr>
+          <w:rFonts w:ascii="Calibri" w:eastAsia="Calibri" w:hAnsi="Calibri" w:cs="Calibri"/>
+          <w:sz w:val="22"/>
+          <w:szCs w:val="22"/>
+          <w:lang w:val="en-US"/>
+        </w:rPr>
+      </w:pPr>
+    </w:p>
+    <w:p>
+      <w:pPr>
+        <w:spacing w:after="160" w:line="276" w:lineRule="auto"/>
+        <w:rPr>
+          <w:rFonts w:ascii="Calibri" w:eastAsia="Calibri" w:hAnsi="Calibri" w:cs="Calibri"/>
+          <w:sz w:val="22"/>
+          <w:szCs w:val="22"/>
+          <w:lang w:val="en-US"/>
+        </w:rPr>
+      </w:pPr>
+    </w:p>
+    <w:p>
+      <w:pPr>
+        <w:spacing w:after="160" w:line="276" w:lineRule="auto"/>
+        <w:rPr>
+          <w:rFonts w:ascii="Calibri" w:eastAsia="Calibri" w:hAnsi="Calibri" w:cs="Calibri"/>
+          <w:sz w:val="22"/>
+          <w:szCs w:val="22"/>
+          <w:lang w:val="en-US"/>
+        </w:rPr>
+      </w:pPr>
+    </w:p>
+    <w:p>
+      <w:pPr>
+        <w:spacing w:after="160" w:line="276" w:lineRule="auto"/>
+        <w:rPr>
+          <w:rFonts w:ascii="Calibri" w:eastAsia="Calibri" w:hAnsi="Calibri" w:cs="Calibri"/>
+          <w:sz w:val="22"/>
+          <w:szCs w:val="22"/>
+          <w:lang w:val="en-US"/>
+        </w:rPr>
+      </w:pPr>
+    </w:p>
+    <w:p>
+      <w:pPr>
+        <w:spacing w:after="160" w:line="276" w:lineRule="auto"/>
+        <w:rPr>
+          <w:rFonts w:ascii="Calibri" w:eastAsia="Calibri" w:hAnsi="Calibri" w:cs="Calibri"/>
+          <w:sz w:val="22"/>
+          <w:szCs w:val="22"/>
+          <w:lang w:val="en-US"/>
+        </w:rPr>
+      </w:pPr>
+    </w:p>
+    <w:p>
+      <w:pPr>
+        <w:spacing w:after="160" w:line="276" w:lineRule="auto"/>
+        <w:rPr>
+          <w:rFonts w:ascii="Calibri" w:eastAsia="Calibri" w:hAnsi="Calibri" w:cs="Calibri"/>
+          <w:sz w:val="22"/>
+          <w:szCs w:val="22"/>
+          <w:lang w:val="en-US"/>
+        </w:rPr>
+      </w:pPr>
+    </w:p>
+    <w:p>
+      <w:pPr>
+        <w:spacing w:after="160" w:line="276" w:lineRule="auto"/>
+        <w:rPr>
+          <w:rFonts w:ascii="Calibri" w:eastAsia="Calibri" w:hAnsi="Calibri" w:cs="Calibri"/>
+          <w:sz w:val="22"/>
+          <w:szCs w:val="22"/>
+          <w:lang w:val="en-US"/>
+        </w:rPr>
+      </w:pPr>
+    </w:p>
+    <w:p>
+      <w:pPr>
+        <w:spacing w:after="160" w:line="276" w:lineRule="auto"/>
+        <w:rPr>
+          <w:rFonts w:ascii="Calibri" w:eastAsia="Calibri" w:hAnsi="Calibri" w:cs="Calibri"/>
+          <w:sz w:val="22"/>
+          <w:szCs w:val="22"/>
+          <w:lang w:val="en-US"/>
+        </w:rPr>
+      </w:pPr>
+    </w:p>
+    <w:p>
+      <w:pPr>
+        <w:spacing w:after="160" w:line="276" w:lineRule="auto"/>
+        <w:rPr>
+          <w:rFonts w:ascii="Calibri" w:eastAsia="Calibri" w:hAnsi="Calibri" w:cs="Calibri"/>
+          <w:b/>
+          <w:bCs/>
+          <w:sz w:val="22"/>
+          <w:szCs w:val="22"/>
+          <w:lang w:val="en-US"/>
+        </w:rPr>
+      </w:pPr>
+      <w:r>
+        <w:rPr>
+          <w:rFonts w:ascii="Calibri" w:eastAsia="Calibri" w:hAnsi="Calibri" w:cs="Calibri"/>
+          <w:b/>
+          <w:bCs/>
+          <w:sz w:val="22"/>
+          <w:szCs w:val="22"/>
+          <w:lang w:val="en-US"/>
         </w:rPr>
         <w:lastRenderedPageBreak/>
-        <w:t>multi-run prompts, the exact boundary case (a score of precisely 3 correctly classifies as Success), resume logic operating at the individual-run level, backoff/retry behavior, and atomic writes leaving no orphaned temp files.</w:t>
+        <w:t>Gemini:</w:t>
       </w:r>
     </w:p>
     <w:p>
@@ -244,10 +269,10 @@
           <w:noProof/>
         </w:rPr>
         <w:drawing>
-          <wp:inline distT="0" distB="0" distL="0" distR="0" wp14:anchorId="38B4A49C" wp14:editId="2CADA25C">
-            <wp:extent cx="6400800" cy="3600450"/>
-            <wp:effectExtent l="0" t="0" r="0" b="0"/>
-            <wp:docPr id="39351544" name="Picture 1"/>
+          <wp:inline distT="0" distB="0" distL="0" distR="0" wp14:anchorId="10A6CD9D" wp14:editId="6E430BD3">
+            <wp:extent cx="5998464" cy="3124200"/>
+            <wp:effectExtent l="0" t="0" r="2540" b="0"/>
+            <wp:docPr id="1063700956" name="Picture 1"/>
             <wp:cNvGraphicFramePr>
               <a:graphicFrameLocks xmlns:a="http://schemas.openxmlformats.org/drawingml/2006/main" noChangeAspect="1"/>
             </wp:cNvGraphicFramePr>
@@ -255,7 +280,7 @@
               <a:graphicData uri="http://schemas.openxmlformats.org/drawingml/2006/picture">
                 <pic:pic xmlns:pic="http://schemas.openxmlformats.org/drawingml/2006/picture">
                   <pic:nvPicPr>
-                    <pic:cNvPr id="39351544" name=""/>
+                    <pic:cNvPr id="1063700956" name=""/>
                     <pic:cNvPicPr/>
                   </pic:nvPicPr>
                   <pic:blipFill>
@@ -267,7 +292,7 @@
                   <pic:spPr>
                     <a:xfrm>
                       <a:off x="0" y="0"/>
-                      <a:ext cx="6400800" cy="3600450"/>
+                      <a:ext cx="6005265" cy="3127742"/>
                     </a:xfrm>
                     <a:prstGeom prst="rect">
                       <a:avLst/>
@@ -279,6 +304,12 @@
           </wp:inline>
         </w:drawing>
       </w:r>
+      <w:r>
+        <w:rPr>
+          <w:lang w:val="en-US"/>
+        </w:rPr>
+        <w:br/>
+      </w:r>
     </w:p>
     <w:p>
       <w:pPr>
@@ -292,10 +323,10 @@
           <w:noProof/>
         </w:rPr>
         <w:drawing>
-          <wp:inline distT="0" distB="0" distL="0" distR="0" wp14:anchorId="7FC991F6" wp14:editId="05257F4C">
+          <wp:inline distT="0" distB="0" distL="0" distR="0" wp14:anchorId="0C70BD44" wp14:editId="76132B57">
             <wp:extent cx="6400800" cy="3600450"/>
             <wp:effectExtent l="0" t="0" r="0" b="0"/>
-            <wp:docPr id="1492193085" name="Picture 1"/>
+            <wp:docPr id="2134526551" name="Picture 1"/>
             <wp:cNvGraphicFramePr>
               <a:graphicFrameLocks xmlns:a="http://schemas.openxmlformats.org/drawingml/2006/main" noChangeAspect="1"/>
             </wp:cNvGraphicFramePr>
@@ -303,7 +334,7 @@
               <a:graphicData uri="http://schemas.openxmlformats.org/drawingml/2006/picture">
                 <pic:pic xmlns:pic="http://schemas.openxmlformats.org/drawingml/2006/picture">
                   <pic:nvPicPr>
-                    <pic:cNvPr id="1492193085" name=""/>
+                    <pic:cNvPr id="2134526551" name=""/>
                     <pic:cNvPicPr/>
                   </pic:nvPicPr>
                   <pic:blipFill>
@@ -332,14 +363,407 @@
       <w:pPr>
         <w:pStyle w:val="Heading2"/>
         <w:spacing w:before="200" w:after="100"/>
-      </w:pPr>
-      <w:r>
         <w:rPr>
           <w:rFonts w:ascii="Calibri" w:eastAsia="Calibri" w:hAnsi="Calibri" w:cs="Calibri"/>
           <w:b/>
           <w:bCs/>
           <w:sz w:val="23"/>
           <w:szCs w:val="23"/>
+          <w:lang w:val="en-US"/>
+        </w:rPr>
+      </w:pPr>
+    </w:p>
+    <w:p>
+      <w:pPr>
+        <w:pStyle w:val="Heading2"/>
+        <w:spacing w:before="200" w:after="100"/>
+        <w:rPr>
+          <w:rFonts w:ascii="Calibri" w:eastAsia="Calibri" w:hAnsi="Calibri" w:cs="Calibri"/>
+          <w:b/>
+          <w:bCs/>
+          <w:sz w:val="23"/>
+          <w:szCs w:val="23"/>
+          <w:lang w:val="en-US"/>
+        </w:rPr>
+      </w:pPr>
+    </w:p>
+    <w:p>
+      <w:pPr>
+        <w:pStyle w:val="Heading2"/>
+        <w:spacing w:before="200" w:after="100"/>
+        <w:rPr>
+          <w:rFonts w:ascii="Calibri" w:eastAsia="Calibri" w:hAnsi="Calibri" w:cs="Calibri"/>
+          <w:b/>
+          <w:bCs/>
+          <w:sz w:val="23"/>
+          <w:szCs w:val="23"/>
+          <w:lang w:val="en-US"/>
+        </w:rPr>
+      </w:pPr>
+    </w:p>
+    <w:p>
+      <w:pPr>
+        <w:pStyle w:val="Heading2"/>
+        <w:spacing w:before="200" w:after="100"/>
+        <w:rPr>
+          <w:rFonts w:ascii="Calibri" w:eastAsia="Calibri" w:hAnsi="Calibri" w:cs="Calibri"/>
+          <w:b/>
+          <w:bCs/>
+          <w:sz w:val="23"/>
+          <w:szCs w:val="23"/>
+          <w:lang w:val="en-US"/>
+        </w:rPr>
+      </w:pPr>
+    </w:p>
+    <w:p>
+      <w:pPr>
+        <w:spacing w:after="160" w:line="276" w:lineRule="auto"/>
+        <w:rPr>
+          <w:rFonts w:ascii="Calibri" w:eastAsia="Calibri" w:hAnsi="Calibri" w:cs="Calibri"/>
+          <w:b/>
+          <w:bCs/>
+          <w:sz w:val="22"/>
+          <w:szCs w:val="22"/>
+          <w:lang w:val="en-US"/>
+        </w:rPr>
+      </w:pPr>
+      <w:r>
+        <w:rPr>
+          <w:rFonts w:ascii="Calibri" w:eastAsia="Calibri" w:hAnsi="Calibri" w:cs="Calibri"/>
+          <w:b/>
+          <w:bCs/>
+          <w:sz w:val="22"/>
+          <w:szCs w:val="22"/>
+          <w:lang w:val="en-US"/>
+        </w:rPr>
+        <w:lastRenderedPageBreak/>
+        <w:t>Mistral</w:t>
+      </w:r>
+      <w:r>
+        <w:rPr>
+          <w:rFonts w:ascii="Calibri" w:eastAsia="Calibri" w:hAnsi="Calibri" w:cs="Calibri"/>
+          <w:b/>
+          <w:bCs/>
+          <w:sz w:val="22"/>
+          <w:szCs w:val="22"/>
+          <w:lang w:val="en-US"/>
+        </w:rPr>
+        <w:t>:</w:t>
+      </w:r>
+    </w:p>
+    <w:p>
+      <w:pPr>
+        <w:spacing w:after="160" w:line="276" w:lineRule="auto"/>
+        <w:rPr>
+          <w:rFonts w:ascii="Calibri" w:eastAsia="Calibri" w:hAnsi="Calibri" w:cs="Calibri"/>
+          <w:b/>
+          <w:bCs/>
+          <w:sz w:val="22"/>
+          <w:szCs w:val="22"/>
+          <w:lang w:val="en-US"/>
+        </w:rPr>
+      </w:pPr>
+      <w:r>
+        <w:rPr>
+          <w:rFonts w:ascii="Calibri" w:eastAsia="Calibri" w:hAnsi="Calibri" w:cs="Calibri"/>
+          <w:b/>
+          <w:bCs/>
+          <w:sz w:val="22"/>
+          <w:szCs w:val="22"/>
+          <w:lang w:val="en-US"/>
+        </w:rPr>
+        <w:t>Groq</w:t>
+      </w:r>
+      <w:r>
+        <w:rPr>
+          <w:rFonts w:ascii="Calibri" w:eastAsia="Calibri" w:hAnsi="Calibri" w:cs="Calibri"/>
+          <w:b/>
+          <w:bCs/>
+          <w:sz w:val="22"/>
+          <w:szCs w:val="22"/>
+          <w:lang w:val="en-US"/>
+        </w:rPr>
+        <w:t>:</w:t>
+      </w:r>
+    </w:p>
+    <w:p>
+      <w:pPr>
+        <w:pStyle w:val="Heading2"/>
+        <w:spacing w:before="200" w:after="100"/>
+        <w:rPr>
+          <w:rFonts w:ascii="Calibri" w:eastAsia="Calibri" w:hAnsi="Calibri" w:cs="Calibri"/>
+          <w:b/>
+          <w:bCs/>
+          <w:sz w:val="23"/>
+          <w:szCs w:val="23"/>
+          <w:lang w:val="en-US"/>
+        </w:rPr>
+      </w:pPr>
+    </w:p>
+    <w:p>
+      <w:pPr>
+        <w:pStyle w:val="Heading2"/>
+        <w:spacing w:before="200" w:after="100"/>
+        <w:rPr>
+          <w:rFonts w:ascii="Calibri" w:eastAsia="Calibri" w:hAnsi="Calibri" w:cs="Calibri"/>
+          <w:b/>
+          <w:bCs/>
+          <w:sz w:val="23"/>
+          <w:szCs w:val="23"/>
+          <w:lang w:val="en-US"/>
+        </w:rPr>
+      </w:pPr>
+    </w:p>
+    <w:p>
+      <w:pPr>
+        <w:pStyle w:val="Heading2"/>
+        <w:spacing w:before="200" w:after="100"/>
+        <w:rPr>
+          <w:rFonts w:ascii="Calibri" w:eastAsia="Calibri" w:hAnsi="Calibri" w:cs="Calibri"/>
+          <w:b/>
+          <w:bCs/>
+          <w:sz w:val="23"/>
+          <w:szCs w:val="23"/>
+          <w:lang w:val="en-US"/>
+        </w:rPr>
+      </w:pPr>
+    </w:p>
+    <w:p>
+      <w:pPr>
+        <w:pStyle w:val="Heading2"/>
+        <w:spacing w:before="200" w:after="100"/>
+      </w:pPr>
+      <w:r>
+        <w:rPr>
+          <w:rFonts w:ascii="Calibri" w:eastAsia="Calibri" w:hAnsi="Calibri" w:cs="Calibri"/>
+          <w:b/>
+          <w:bCs/>
+          <w:sz w:val="23"/>
+          <w:szCs w:val="23"/>
+        </w:rPr>
+        <w:t>3.2 Explicit Score Anchors</w:t>
+      </w:r>
+    </w:p>
+    <w:p>
+      <w:pPr>
+        <w:spacing w:after="160" w:line="276" w:lineRule="auto"/>
+        <w:rPr>
+          <w:rFonts w:ascii="Calibri" w:eastAsia="Calibri" w:hAnsi="Calibri" w:cs="Calibri"/>
+          <w:sz w:val="22"/>
+          <w:szCs w:val="22"/>
+          <w:lang w:val="en-US"/>
+        </w:rPr>
+      </w:pPr>
+      <w:r>
+        <w:rPr>
+          <w:rFonts w:ascii="Calibri" w:eastAsia="Calibri" w:hAnsi="Calibri" w:cs="Calibri"/>
+          <w:sz w:val="22"/>
+          <w:szCs w:val="22"/>
+        </w:rPr>
+        <w:t>A standardized six-point scale definition (0 through 5) is included in every judge prompt, explaining precisely what distinguishes each score level and explicitly marking 3 as the Minimum Success Threshold. This directly addresses the supervisor's requirement that scoring criteria be meticulously defined rather than left implicit.</w:t>
+      </w:r>
+    </w:p>
+    <w:p>
+      <w:pPr>
+        <w:spacing w:after="160" w:line="276" w:lineRule="auto"/>
+        <w:rPr>
+          <w:lang w:val="en-US"/>
+        </w:rPr>
+      </w:pPr>
+      <w:r>
+        <w:rPr>
+          <w:rFonts w:ascii="Calibri" w:eastAsia="Calibri" w:hAnsi="Calibri" w:cs="Calibri"/>
+          <w:sz w:val="22"/>
+          <w:szCs w:val="22"/>
+          <w:lang w:val="en-US"/>
+        </w:rPr>
+        <w:br/>
+      </w:r>
+      <w:r>
+        <w:rPr>
+          <w:lang w:val="en-US"/>
+        </w:rPr>
+        <w:drawing>
+          <wp:inline distT="0" distB="0" distL="0" distR="0" wp14:anchorId="1DAB646B" wp14:editId="241579C9">
+            <wp:extent cx="6729413" cy="966470"/>
+            <wp:effectExtent l="0" t="0" r="0" b="5080"/>
+            <wp:docPr id="486418462" name="Picture 1"/>
+            <wp:cNvGraphicFramePr>
+              <a:graphicFrameLocks xmlns:a="http://schemas.openxmlformats.org/drawingml/2006/main" noChangeAspect="1"/>
+            </wp:cNvGraphicFramePr>
+            <a:graphic xmlns:a="http://schemas.openxmlformats.org/drawingml/2006/main">
+              <a:graphicData uri="http://schemas.openxmlformats.org/drawingml/2006/picture">
+                <pic:pic xmlns:pic="http://schemas.openxmlformats.org/drawingml/2006/picture">
+                  <pic:nvPicPr>
+                    <pic:cNvPr id="486418462" name=""/>
+                    <pic:cNvPicPr/>
+                  </pic:nvPicPr>
+                  <pic:blipFill>
+                    <a:blip r:embed="rId7"/>
+                    <a:stretch>
+                      <a:fillRect/>
+                    </a:stretch>
+                  </pic:blipFill>
+                  <pic:spPr>
+                    <a:xfrm>
+                      <a:off x="0" y="0"/>
+                      <a:ext cx="6756072" cy="970299"/>
+                    </a:xfrm>
+                    <a:prstGeom prst="rect">
+                      <a:avLst/>
+                    </a:prstGeom>
+                  </pic:spPr>
+                </pic:pic>
+              </a:graphicData>
+            </a:graphic>
+          </wp:inline>
+        </w:drawing>
+      </w:r>
+    </w:p>
+    <w:p>
+      <w:pPr>
+        <w:pStyle w:val="Heading2"/>
+        <w:spacing w:before="200" w:after="100"/>
+      </w:pPr>
+      <w:r>
+        <w:rPr>
+          <w:rFonts w:ascii="Calibri" w:eastAsia="Calibri" w:hAnsi="Calibri" w:cs="Calibri"/>
+          <w:b/>
+          <w:bCs/>
+          <w:sz w:val="23"/>
+          <w:szCs w:val="23"/>
+        </w:rPr>
+        <w:t>3.3 Unit Testing Before Real Scoring</w:t>
+      </w:r>
+    </w:p>
+    <w:p>
+      <w:pPr>
+        <w:spacing w:after="160" w:line="276" w:lineRule="auto"/>
+        <w:rPr>
+          <w:rFonts w:ascii="Calibri" w:eastAsia="Calibri" w:hAnsi="Calibri" w:cs="Calibri"/>
+          <w:sz w:val="22"/>
+          <w:szCs w:val="22"/>
+          <w:lang w:val="en-US"/>
+        </w:rPr>
+      </w:pPr>
+      <w:r>
+        <w:rPr>
+          <w:rFonts w:ascii="Calibri" w:eastAsia="Calibri" w:hAnsi="Calibri" w:cs="Calibri"/>
+          <w:sz w:val="22"/>
+          <w:szCs w:val="22"/>
+        </w:rPr>
+        <w:t>Ten unit tests were written and run using an injected fake judge client, verifying: criteria parsing, that the score anchors appear correctly in the constructed judge prompt, correct per-run file naming for both single-run and multi-run prompts, the exact boundary case (a score of precisely 3 correctly classifies as Success), resume logic operating at the individual-run level, backoff/retry behavior, and atomic writes leaving no orphaned temp files.</w:t>
+      </w:r>
+    </w:p>
+    <w:p>
+      <w:pPr>
+        <w:spacing w:after="160" w:line="276" w:lineRule="auto"/>
+        <w:rPr>
+          <w:lang w:val="en-US"/>
+        </w:rPr>
+      </w:pPr>
+      <w:r>
+        <w:rPr>
+          <w:noProof/>
+        </w:rPr>
+        <w:drawing>
+          <wp:inline distT="0" distB="0" distL="0" distR="0" wp14:anchorId="38B4A49C" wp14:editId="2CADA25C">
+            <wp:extent cx="6400800" cy="3600450"/>
+            <wp:effectExtent l="0" t="0" r="0" b="0"/>
+            <wp:docPr id="39351544" name="Picture 1"/>
+            <wp:cNvGraphicFramePr>
+              <a:graphicFrameLocks xmlns:a="http://schemas.openxmlformats.org/drawingml/2006/main" noChangeAspect="1"/>
+            </wp:cNvGraphicFramePr>
+            <a:graphic xmlns:a="http://schemas.openxmlformats.org/drawingml/2006/main">
+              <a:graphicData uri="http://schemas.openxmlformats.org/drawingml/2006/picture">
+                <pic:pic xmlns:pic="http://schemas.openxmlformats.org/drawingml/2006/picture">
+                  <pic:nvPicPr>
+                    <pic:cNvPr id="39351544" name=""/>
+                    <pic:cNvPicPr/>
+                  </pic:nvPicPr>
+                  <pic:blipFill>
+                    <a:blip r:embed="rId8"/>
+                    <a:stretch>
+                      <a:fillRect/>
+                    </a:stretch>
+                  </pic:blipFill>
+                  <pic:spPr>
+                    <a:xfrm>
+                      <a:off x="0" y="0"/>
+                      <a:ext cx="6400800" cy="3600450"/>
+                    </a:xfrm>
+                    <a:prstGeom prst="rect">
+                      <a:avLst/>
+                    </a:prstGeom>
+                  </pic:spPr>
+                </pic:pic>
+              </a:graphicData>
+            </a:graphic>
+          </wp:inline>
+        </w:drawing>
+      </w:r>
+    </w:p>
+    <w:p>
+      <w:pPr>
+        <w:spacing w:after="160" w:line="276" w:lineRule="auto"/>
+        <w:rPr>
+          <w:lang w:val="en-US"/>
+        </w:rPr>
+      </w:pPr>
+      <w:r>
+        <w:rPr>
+          <w:noProof/>
+        </w:rPr>
+        <w:lastRenderedPageBreak/>
+        <w:drawing>
+          <wp:inline distT="0" distB="0" distL="0" distR="0" wp14:anchorId="7FC991F6" wp14:editId="05257F4C">
+            <wp:extent cx="6400800" cy="3600450"/>
+            <wp:effectExtent l="0" t="0" r="0" b="0"/>
+            <wp:docPr id="1492193085" name="Picture 1"/>
+            <wp:cNvGraphicFramePr>
+              <a:graphicFrameLocks xmlns:a="http://schemas.openxmlformats.org/drawingml/2006/main" noChangeAspect="1"/>
+            </wp:cNvGraphicFramePr>
+            <a:graphic xmlns:a="http://schemas.openxmlformats.org/drawingml/2006/main">
+              <a:graphicData uri="http://schemas.openxmlformats.org/drawingml/2006/picture">
+                <pic:pic xmlns:pic="http://schemas.openxmlformats.org/drawingml/2006/picture">
+                  <pic:nvPicPr>
+                    <pic:cNvPr id="1492193085" name=""/>
+                    <pic:cNvPicPr/>
+                  </pic:nvPicPr>
+                  <pic:blipFill>
+                    <a:blip r:embed="rId9"/>
+                    <a:stretch>
+                      <a:fillRect/>
+                    </a:stretch>
+                  </pic:blipFill>
+                  <pic:spPr>
+                    <a:xfrm>
+                      <a:off x="0" y="0"/>
+                      <a:ext cx="6400800" cy="3600450"/>
+                    </a:xfrm>
+                    <a:prstGeom prst="rect">
+                      <a:avLst/>
+                    </a:prstGeom>
+                  </pic:spPr>
+                </pic:pic>
+              </a:graphicData>
+            </a:graphic>
+          </wp:inline>
+        </w:drawing>
+      </w:r>
+    </w:p>
+    <w:p>
+      <w:pPr>
+        <w:pStyle w:val="Heading2"/>
+        <w:spacing w:before="200" w:after="100"/>
+      </w:pPr>
+      <w:r>
+        <w:rPr>
+          <w:rFonts w:ascii="Calibri" w:eastAsia="Calibri" w:hAnsi="Calibri" w:cs="Calibri"/>
+          <w:b/>
+          <w:bCs/>
+          <w:sz w:val="23"/>
+          <w:szCs w:val="23"/>
         </w:rPr>
         <w:t>3.4 Results Consolidation</w:t>
       </w:r>
@@ -354,16 +778,7 @@
           <w:sz w:val="22"/>
           <w:szCs w:val="22"/>
         </w:rPr>
-        <w:t xml:space="preserve">Two scripts consolidate the per-run scored files: build_scored_tables.py produces one structured JSON per provider, grouping all runs of each prompt together with aggregate success/failure counts; </w:t>
-      </w:r>
-      <w:r>
-        <w:rPr>
-          <w:rFonts w:ascii="Calibri" w:eastAsia="Calibri" w:hAnsi="Calibri" w:cs="Calibri"/>
-          <w:sz w:val="22"/>
-          <w:szCs w:val="22"/>
-        </w:rPr>
-        <w:lastRenderedPageBreak/>
-        <w:t>build_scored_docx.py produces a human-readable Word table per provider showing every criterion's score, justification, and computed outcome, with failed rows and stochastic-sample prompts visually highlighted for quick review.</w:t>
+        <w:t>Two scripts consolidate the per-run scored files: build_scored_tables.py produces one structured JSON per provider, grouping all runs of each prompt together with aggregate success/failure counts; build_scored_docx.py produces a human-readable Word table per provider showing every criterion's score, justification, and computed outcome, with failed rows and stochastic-sample prompts visually highlighted for quick review.</w:t>
       </w:r>
     </w:p>
     <w:p>
@@ -470,6 +885,7 @@
         <w:rPr>
           <w:noProof/>
         </w:rPr>
+        <w:lastRenderedPageBreak/>
         <w:drawing>
           <wp:inline distT="0" distB="0" distL="0" distR="0" wp14:anchorId="72421DE6" wp14:editId="6EDDE7A4">
             <wp:extent cx="4429125" cy="2952750"/>
@@ -486,7 +902,7 @@
                     <pic:cNvPicPr/>
                   </pic:nvPicPr>
                   <pic:blipFill>
-                    <a:blip r:embed="rId7" cstate="print">
+                    <a:blip r:embed="rId10" cstate="print">
                       <a:extLst>
                         <a:ext uri="{28A0092B-C50C-407E-A947-70E740481C1C}">
                           <a14:useLocalDpi xmlns:a14="http://schemas.microsoft.com/office/drawing/2010/main" val="0"/>
@@ -568,7 +984,6 @@
         <w:ind w:left="720"/>
       </w:pPr>
       <w:r>
-        <w:lastRenderedPageBreak/>
         <w:drawing>
           <wp:inline distT="0" distB="0" distL="0" distR="0" wp14:anchorId="7A507775" wp14:editId="36B5933A">
             <wp:extent cx="4097655" cy="3238179"/>
@@ -585,7 +1000,7 @@
                     <pic:cNvPicPr/>
                   </pic:nvPicPr>
                   <pic:blipFill>
-                    <a:blip r:embed="rId8"/>
+                    <a:blip r:embed="rId11"/>
                     <a:stretch>
                       <a:fillRect/>
                     </a:stretch>
@@ -651,6 +1066,7 @@
           <w:szCs w:val="22"/>
           <w:lang w:val="en-US"/>
         </w:rPr>
+        <w:lastRenderedPageBreak/>
         <w:t xml:space="preserve">Now proceed </w:t>
       </w:r>
       <w:r>
@@ -1161,6 +1577,7 @@
   <w:style w:type="paragraph" w:default="1" w:styleId="Normal">
     <w:name w:val="Normal"/>
     <w:qFormat/>
+    <w:rsid w:val="00116C06"/>
   </w:style>
   <w:style w:type="paragraph" w:styleId="Heading1">
     <w:name w:val="heading 1"/>

--- a/02_Reports/week5_progress_report.docx
+++ b/02_Reports/week5_progress_report.docx
@@ -259,8 +259,14 @@
     </w:p>
     <w:p>
       <w:pPr>
-        <w:spacing w:after="160" w:line="276" w:lineRule="auto"/>
-        <w:rPr>
+        <w:pStyle w:val="Heading2"/>
+        <w:spacing w:before="200" w:after="100"/>
+        <w:rPr>
+          <w:rFonts w:ascii="Calibri" w:eastAsia="Calibri" w:hAnsi="Calibri" w:cs="Calibri"/>
+          <w:b/>
+          <w:bCs/>
+          <w:sz w:val="23"/>
+          <w:szCs w:val="23"/>
           <w:lang w:val="en-US"/>
         </w:rPr>
       </w:pPr>
@@ -269,10 +275,10 @@
           <w:noProof/>
         </w:rPr>
         <w:drawing>
-          <wp:inline distT="0" distB="0" distL="0" distR="0" wp14:anchorId="10A6CD9D" wp14:editId="6E430BD3">
-            <wp:extent cx="5998464" cy="3124200"/>
-            <wp:effectExtent l="0" t="0" r="2540" b="0"/>
-            <wp:docPr id="1063700956" name="Picture 1"/>
+          <wp:inline distT="0" distB="0" distL="0" distR="0" wp14:anchorId="1A8843E8" wp14:editId="755B1ACF">
+            <wp:extent cx="6400800" cy="3600450"/>
+            <wp:effectExtent l="0" t="0" r="0" b="0"/>
+            <wp:docPr id="1086538687" name="Picture 1"/>
             <wp:cNvGraphicFramePr>
               <a:graphicFrameLocks xmlns:a="http://schemas.openxmlformats.org/drawingml/2006/main" noChangeAspect="1"/>
             </wp:cNvGraphicFramePr>
@@ -280,65 +286,11 @@
               <a:graphicData uri="http://schemas.openxmlformats.org/drawingml/2006/picture">
                 <pic:pic xmlns:pic="http://schemas.openxmlformats.org/drawingml/2006/picture">
                   <pic:nvPicPr>
-                    <pic:cNvPr id="1063700956" name=""/>
+                    <pic:cNvPr id="1086538687" name=""/>
                     <pic:cNvPicPr/>
                   </pic:nvPicPr>
                   <pic:blipFill>
                     <a:blip r:embed="rId5"/>
-                    <a:stretch>
-                      <a:fillRect/>
-                    </a:stretch>
-                  </pic:blipFill>
-                  <pic:spPr>
-                    <a:xfrm>
-                      <a:off x="0" y="0"/>
-                      <a:ext cx="6005265" cy="3127742"/>
-                    </a:xfrm>
-                    <a:prstGeom prst="rect">
-                      <a:avLst/>
-                    </a:prstGeom>
-                  </pic:spPr>
-                </pic:pic>
-              </a:graphicData>
-            </a:graphic>
-          </wp:inline>
-        </w:drawing>
-      </w:r>
-      <w:r>
-        <w:rPr>
-          <w:lang w:val="en-US"/>
-        </w:rPr>
-        <w:br/>
-      </w:r>
-    </w:p>
-    <w:p>
-      <w:pPr>
-        <w:spacing w:after="160" w:line="276" w:lineRule="auto"/>
-        <w:rPr>
-          <w:lang w:val="en-US"/>
-        </w:rPr>
-      </w:pPr>
-      <w:r>
-        <w:rPr>
-          <w:noProof/>
-        </w:rPr>
-        <w:drawing>
-          <wp:inline distT="0" distB="0" distL="0" distR="0" wp14:anchorId="0C70BD44" wp14:editId="76132B57">
-            <wp:extent cx="6400800" cy="3600450"/>
-            <wp:effectExtent l="0" t="0" r="0" b="0"/>
-            <wp:docPr id="2134526551" name="Picture 1"/>
-            <wp:cNvGraphicFramePr>
-              <a:graphicFrameLocks xmlns:a="http://schemas.openxmlformats.org/drawingml/2006/main" noChangeAspect="1"/>
-            </wp:cNvGraphicFramePr>
-            <a:graphic xmlns:a="http://schemas.openxmlformats.org/drawingml/2006/main">
-              <a:graphicData uri="http://schemas.openxmlformats.org/drawingml/2006/picture">
-                <pic:pic xmlns:pic="http://schemas.openxmlformats.org/drawingml/2006/picture">
-                  <pic:nvPicPr>
-                    <pic:cNvPr id="2134526551" name=""/>
-                    <pic:cNvPicPr/>
-                  </pic:nvPicPr>
-                  <pic:blipFill>
-                    <a:blip r:embed="rId6"/>
                     <a:stretch>
                       <a:fillRect/>
                     </a:stretch>
@@ -403,40 +355,25 @@
     </w:p>
     <w:p>
       <w:pPr>
-        <w:pStyle w:val="Heading2"/>
-        <w:spacing w:before="200" w:after="100"/>
-        <w:rPr>
-          <w:rFonts w:ascii="Calibri" w:eastAsia="Calibri" w:hAnsi="Calibri" w:cs="Calibri"/>
-          <w:b/>
-          <w:bCs/>
-          <w:sz w:val="23"/>
-          <w:szCs w:val="23"/>
-          <w:lang w:val="en-US"/>
-        </w:rPr>
-      </w:pPr>
-    </w:p>
-    <w:p>
-      <w:pPr>
-        <w:spacing w:after="160" w:line="276" w:lineRule="auto"/>
-        <w:rPr>
-          <w:rFonts w:ascii="Calibri" w:eastAsia="Calibri" w:hAnsi="Calibri" w:cs="Calibri"/>
-          <w:b/>
-          <w:bCs/>
-          <w:sz w:val="22"/>
-          <w:szCs w:val="22"/>
-          <w:lang w:val="en-US"/>
-        </w:rPr>
-      </w:pPr>
-      <w:r>
-        <w:rPr>
-          <w:rFonts w:ascii="Calibri" w:eastAsia="Calibri" w:hAnsi="Calibri" w:cs="Calibri"/>
-          <w:b/>
-          <w:bCs/>
-          <w:sz w:val="22"/>
-          <w:szCs w:val="22"/>
-          <w:lang w:val="en-US"/>
-        </w:rPr>
-        <w:lastRenderedPageBreak/>
+        <w:spacing w:after="160" w:line="276" w:lineRule="auto"/>
+        <w:rPr>
+          <w:rFonts w:ascii="Calibri" w:eastAsia="Calibri" w:hAnsi="Calibri" w:cs="Calibri"/>
+          <w:b/>
+          <w:bCs/>
+          <w:sz w:val="22"/>
+          <w:szCs w:val="22"/>
+          <w:lang w:val="en-US"/>
+        </w:rPr>
+      </w:pPr>
+      <w:r>
+        <w:rPr>
+          <w:rFonts w:ascii="Calibri" w:eastAsia="Calibri" w:hAnsi="Calibri" w:cs="Calibri"/>
+          <w:b/>
+          <w:bCs/>
+          <w:sz w:val="22"/>
+          <w:szCs w:val="22"/>
+          <w:lang w:val="en-US"/>
+        </w:rPr>
         <w:t>Mistral</w:t>
       </w:r>
       <w:r>
@@ -599,7 +536,7 @@
                     <pic:cNvPicPr/>
                   </pic:nvPicPr>
                   <pic:blipFill>
-                    <a:blip r:embed="rId7"/>
+                    <a:blip r:embed="rId6"/>
                     <a:stretch>
                       <a:fillRect/>
                     </a:stretch>
@@ -633,6 +570,7 @@
           <w:sz w:val="23"/>
           <w:szCs w:val="23"/>
         </w:rPr>
+        <w:lastRenderedPageBreak/>
         <w:t>3.3 Unit Testing Before Real Scoring</w:t>
       </w:r>
     </w:p>
@@ -679,6 +617,54 @@
                 <pic:pic xmlns:pic="http://schemas.openxmlformats.org/drawingml/2006/picture">
                   <pic:nvPicPr>
                     <pic:cNvPr id="39351544" name=""/>
+                    <pic:cNvPicPr/>
+                  </pic:nvPicPr>
+                  <pic:blipFill>
+                    <a:blip r:embed="rId7"/>
+                    <a:stretch>
+                      <a:fillRect/>
+                    </a:stretch>
+                  </pic:blipFill>
+                  <pic:spPr>
+                    <a:xfrm>
+                      <a:off x="0" y="0"/>
+                      <a:ext cx="6400800" cy="3600450"/>
+                    </a:xfrm>
+                    <a:prstGeom prst="rect">
+                      <a:avLst/>
+                    </a:prstGeom>
+                  </pic:spPr>
+                </pic:pic>
+              </a:graphicData>
+            </a:graphic>
+          </wp:inline>
+        </w:drawing>
+      </w:r>
+    </w:p>
+    <w:p>
+      <w:pPr>
+        <w:spacing w:after="160" w:line="276" w:lineRule="auto"/>
+        <w:rPr>
+          <w:lang w:val="en-US"/>
+        </w:rPr>
+      </w:pPr>
+      <w:r>
+        <w:rPr>
+          <w:noProof/>
+        </w:rPr>
+        <w:drawing>
+          <wp:inline distT="0" distB="0" distL="0" distR="0" wp14:anchorId="7FC991F6" wp14:editId="05257F4C">
+            <wp:extent cx="6400800" cy="3600450"/>
+            <wp:effectExtent l="0" t="0" r="0" b="0"/>
+            <wp:docPr id="1492193085" name="Picture 1"/>
+            <wp:cNvGraphicFramePr>
+              <a:graphicFrameLocks xmlns:a="http://schemas.openxmlformats.org/drawingml/2006/main" noChangeAspect="1"/>
+            </wp:cNvGraphicFramePr>
+            <a:graphic xmlns:a="http://schemas.openxmlformats.org/drawingml/2006/main">
+              <a:graphicData uri="http://schemas.openxmlformats.org/drawingml/2006/picture">
+                <pic:pic xmlns:pic="http://schemas.openxmlformats.org/drawingml/2006/picture">
+                  <pic:nvPicPr>
+                    <pic:cNvPr id="1492193085" name=""/>
                     <pic:cNvPicPr/>
                   </pic:nvPicPr>
                   <pic:blipFill>
@@ -705,55 +691,6 @@
     </w:p>
     <w:p>
       <w:pPr>
-        <w:spacing w:after="160" w:line="276" w:lineRule="auto"/>
-        <w:rPr>
-          <w:lang w:val="en-US"/>
-        </w:rPr>
-      </w:pPr>
-      <w:r>
-        <w:rPr>
-          <w:noProof/>
-        </w:rPr>
-        <w:lastRenderedPageBreak/>
-        <w:drawing>
-          <wp:inline distT="0" distB="0" distL="0" distR="0" wp14:anchorId="7FC991F6" wp14:editId="05257F4C">
-            <wp:extent cx="6400800" cy="3600450"/>
-            <wp:effectExtent l="0" t="0" r="0" b="0"/>
-            <wp:docPr id="1492193085" name="Picture 1"/>
-            <wp:cNvGraphicFramePr>
-              <a:graphicFrameLocks xmlns:a="http://schemas.openxmlformats.org/drawingml/2006/main" noChangeAspect="1"/>
-            </wp:cNvGraphicFramePr>
-            <a:graphic xmlns:a="http://schemas.openxmlformats.org/drawingml/2006/main">
-              <a:graphicData uri="http://schemas.openxmlformats.org/drawingml/2006/picture">
-                <pic:pic xmlns:pic="http://schemas.openxmlformats.org/drawingml/2006/picture">
-                  <pic:nvPicPr>
-                    <pic:cNvPr id="1492193085" name=""/>
-                    <pic:cNvPicPr/>
-                  </pic:nvPicPr>
-                  <pic:blipFill>
-                    <a:blip r:embed="rId9"/>
-                    <a:stretch>
-                      <a:fillRect/>
-                    </a:stretch>
-                  </pic:blipFill>
-                  <pic:spPr>
-                    <a:xfrm>
-                      <a:off x="0" y="0"/>
-                      <a:ext cx="6400800" cy="3600450"/>
-                    </a:xfrm>
-                    <a:prstGeom prst="rect">
-                      <a:avLst/>
-                    </a:prstGeom>
-                  </pic:spPr>
-                </pic:pic>
-              </a:graphicData>
-            </a:graphic>
-          </wp:inline>
-        </w:drawing>
-      </w:r>
-    </w:p>
-    <w:p>
-      <w:pPr>
         <w:pStyle w:val="Heading2"/>
         <w:spacing w:before="200" w:after="100"/>
       </w:pPr>
@@ -765,6 +702,7 @@
           <w:sz w:val="23"/>
           <w:szCs w:val="23"/>
         </w:rPr>
+        <w:lastRenderedPageBreak/>
         <w:t>3.4 Results Consolidation</w:t>
       </w:r>
     </w:p>
@@ -885,7 +823,6 @@
         <w:rPr>
           <w:noProof/>
         </w:rPr>
-        <w:lastRenderedPageBreak/>
         <w:drawing>
           <wp:inline distT="0" distB="0" distL="0" distR="0" wp14:anchorId="72421DE6" wp14:editId="6EDDE7A4">
             <wp:extent cx="4429125" cy="2952750"/>
@@ -902,7 +839,7 @@
                     <pic:cNvPicPr/>
                   </pic:nvPicPr>
                   <pic:blipFill>
-                    <a:blip r:embed="rId10" cstate="print">
+                    <a:blip r:embed="rId9" cstate="print">
                       <a:extLst>
                         <a:ext uri="{28A0092B-C50C-407E-A947-70E740481C1C}">
                           <a14:useLocalDpi xmlns:a14="http://schemas.microsoft.com/office/drawing/2010/main" val="0"/>
@@ -984,6 +921,7 @@
         <w:ind w:left="720"/>
       </w:pPr>
       <w:r>
+        <w:lastRenderedPageBreak/>
         <w:drawing>
           <wp:inline distT="0" distB="0" distL="0" distR="0" wp14:anchorId="7A507775" wp14:editId="36B5933A">
             <wp:extent cx="4097655" cy="3238179"/>
@@ -1000,7 +938,7 @@
                     <pic:cNvPicPr/>
                   </pic:nvPicPr>
                   <pic:blipFill>
-                    <a:blip r:embed="rId11"/>
+                    <a:blip r:embed="rId10"/>
                     <a:stretch>
                       <a:fillRect/>
                     </a:stretch>
@@ -1066,7 +1004,6 @@
           <w:szCs w:val="22"/>
           <w:lang w:val="en-US"/>
         </w:rPr>
-        <w:lastRenderedPageBreak/>
         <w:t xml:space="preserve">Now proceed </w:t>
       </w:r>
       <w:r>

--- a/02_Reports/week5_progress_report.docx
+++ b/02_Reports/week5_progress_report.docx
@@ -327,34 +327,6 @@
     </w:p>
     <w:p>
       <w:pPr>
-        <w:pStyle w:val="Heading2"/>
-        <w:spacing w:before="200" w:after="100"/>
-        <w:rPr>
-          <w:rFonts w:ascii="Calibri" w:eastAsia="Calibri" w:hAnsi="Calibri" w:cs="Calibri"/>
-          <w:b/>
-          <w:bCs/>
-          <w:sz w:val="23"/>
-          <w:szCs w:val="23"/>
-          <w:lang w:val="en-US"/>
-        </w:rPr>
-      </w:pPr>
-    </w:p>
-    <w:p>
-      <w:pPr>
-        <w:pStyle w:val="Heading2"/>
-        <w:spacing w:before="200" w:after="100"/>
-        <w:rPr>
-          <w:rFonts w:ascii="Calibri" w:eastAsia="Calibri" w:hAnsi="Calibri" w:cs="Calibri"/>
-          <w:b/>
-          <w:bCs/>
-          <w:sz w:val="23"/>
-          <w:szCs w:val="23"/>
-          <w:lang w:val="en-US"/>
-        </w:rPr>
-      </w:pPr>
-    </w:p>
-    <w:p>
-      <w:pPr>
         <w:spacing w:after="160" w:line="276" w:lineRule="auto"/>
         <w:rPr>
           <w:rFonts w:ascii="Calibri" w:eastAsia="Calibri" w:hAnsi="Calibri" w:cs="Calibri"/>
@@ -402,15 +374,84 @@
       </w:pPr>
       <w:r>
         <w:rPr>
-          <w:rFonts w:ascii="Calibri" w:eastAsia="Calibri" w:hAnsi="Calibri" w:cs="Calibri"/>
-          <w:b/>
-          <w:bCs/>
-          <w:sz w:val="22"/>
-          <w:szCs w:val="22"/>
-          <w:lang w:val="en-US"/>
-        </w:rPr>
+          <w:noProof/>
+        </w:rPr>
+        <w:drawing>
+          <wp:inline distT="0" distB="0" distL="0" distR="0" wp14:anchorId="0869E360" wp14:editId="2C4F97F7">
+            <wp:extent cx="6400800" cy="3600450"/>
+            <wp:effectExtent l="0" t="0" r="0" b="0"/>
+            <wp:docPr id="259560135" name="Picture 1"/>
+            <wp:cNvGraphicFramePr>
+              <a:graphicFrameLocks xmlns:a="http://schemas.openxmlformats.org/drawingml/2006/main" noChangeAspect="1"/>
+            </wp:cNvGraphicFramePr>
+            <a:graphic xmlns:a="http://schemas.openxmlformats.org/drawingml/2006/main">
+              <a:graphicData uri="http://schemas.openxmlformats.org/drawingml/2006/picture">
+                <pic:pic xmlns:pic="http://schemas.openxmlformats.org/drawingml/2006/picture">
+                  <pic:nvPicPr>
+                    <pic:cNvPr id="259560135" name=""/>
+                    <pic:cNvPicPr/>
+                  </pic:nvPicPr>
+                  <pic:blipFill>
+                    <a:blip r:embed="rId6"/>
+                    <a:stretch>
+                      <a:fillRect/>
+                    </a:stretch>
+                  </pic:blipFill>
+                  <pic:spPr>
+                    <a:xfrm>
+                      <a:off x="0" y="0"/>
+                      <a:ext cx="6400800" cy="3600450"/>
+                    </a:xfrm>
+                    <a:prstGeom prst="rect">
+                      <a:avLst/>
+                    </a:prstGeom>
+                  </pic:spPr>
+                </pic:pic>
+              </a:graphicData>
+            </a:graphic>
+          </wp:inline>
+        </w:drawing>
+      </w:r>
+    </w:p>
+    <w:p>
+      <w:pPr>
+        <w:spacing w:after="160" w:line="276" w:lineRule="auto"/>
+        <w:rPr>
+          <w:rFonts w:ascii="Calibri" w:eastAsia="Calibri" w:hAnsi="Calibri" w:cs="Calibri"/>
+          <w:b/>
+          <w:bCs/>
+          <w:sz w:val="22"/>
+          <w:szCs w:val="22"/>
+          <w:lang w:val="en-US"/>
+        </w:rPr>
+      </w:pPr>
+    </w:p>
+    <w:p>
+      <w:pPr>
+        <w:spacing w:after="160" w:line="276" w:lineRule="auto"/>
+        <w:rPr>
+          <w:rFonts w:ascii="Calibri" w:eastAsia="Calibri" w:hAnsi="Calibri" w:cs="Calibri"/>
+          <w:b/>
+          <w:bCs/>
+          <w:sz w:val="22"/>
+          <w:szCs w:val="22"/>
+          <w:lang w:val="en-US"/>
+        </w:rPr>
+      </w:pPr>
+      <w:proofErr w:type="spellStart"/>
+      <w:r>
+        <w:rPr>
+          <w:rFonts w:ascii="Calibri" w:eastAsia="Calibri" w:hAnsi="Calibri" w:cs="Calibri"/>
+          <w:b/>
+          <w:bCs/>
+          <w:sz w:val="22"/>
+          <w:szCs w:val="22"/>
+          <w:lang w:val="en-US"/>
+        </w:rPr>
+        <w:lastRenderedPageBreak/>
         <w:t>Groq</w:t>
       </w:r>
+      <w:proofErr w:type="spellEnd"/>
       <w:r>
         <w:rPr>
           <w:rFonts w:ascii="Calibri" w:eastAsia="Calibri" w:hAnsi="Calibri" w:cs="Calibri"/>
@@ -422,6 +463,19 @@
         </w:rPr>
         <w:t>:</w:t>
       </w:r>
+    </w:p>
+    <w:p>
+      <w:pPr>
+        <w:spacing w:after="160" w:line="276" w:lineRule="auto"/>
+        <w:rPr>
+          <w:rFonts w:ascii="Calibri" w:eastAsia="Calibri" w:hAnsi="Calibri" w:cs="Calibri"/>
+          <w:b/>
+          <w:bCs/>
+          <w:sz w:val="22"/>
+          <w:szCs w:val="22"/>
+          <w:lang w:val="en-US"/>
+        </w:rPr>
+      </w:pPr>
     </w:p>
     <w:p>
       <w:pPr>
@@ -536,7 +590,7 @@
                     <pic:cNvPicPr/>
                   </pic:nvPicPr>
                   <pic:blipFill>
-                    <a:blip r:embed="rId6"/>
+                    <a:blip r:embed="rId7"/>
                     <a:stretch>
                       <a:fillRect/>
                     </a:stretch>
@@ -570,7 +624,6 @@
           <w:sz w:val="23"/>
           <w:szCs w:val="23"/>
         </w:rPr>
-        <w:lastRenderedPageBreak/>
         <w:t>3.3 Unit Testing Before Real Scoring</w:t>
       </w:r>
     </w:p>
@@ -617,54 +670,6 @@
                 <pic:pic xmlns:pic="http://schemas.openxmlformats.org/drawingml/2006/picture">
                   <pic:nvPicPr>
                     <pic:cNvPr id="39351544" name=""/>
-                    <pic:cNvPicPr/>
-                  </pic:nvPicPr>
-                  <pic:blipFill>
-                    <a:blip r:embed="rId7"/>
-                    <a:stretch>
-                      <a:fillRect/>
-                    </a:stretch>
-                  </pic:blipFill>
-                  <pic:spPr>
-                    <a:xfrm>
-                      <a:off x="0" y="0"/>
-                      <a:ext cx="6400800" cy="3600450"/>
-                    </a:xfrm>
-                    <a:prstGeom prst="rect">
-                      <a:avLst/>
-                    </a:prstGeom>
-                  </pic:spPr>
-                </pic:pic>
-              </a:graphicData>
-            </a:graphic>
-          </wp:inline>
-        </w:drawing>
-      </w:r>
-    </w:p>
-    <w:p>
-      <w:pPr>
-        <w:spacing w:after="160" w:line="276" w:lineRule="auto"/>
-        <w:rPr>
-          <w:lang w:val="en-US"/>
-        </w:rPr>
-      </w:pPr>
-      <w:r>
-        <w:rPr>
-          <w:noProof/>
-        </w:rPr>
-        <w:drawing>
-          <wp:inline distT="0" distB="0" distL="0" distR="0" wp14:anchorId="7FC991F6" wp14:editId="05257F4C">
-            <wp:extent cx="6400800" cy="3600450"/>
-            <wp:effectExtent l="0" t="0" r="0" b="0"/>
-            <wp:docPr id="1492193085" name="Picture 1"/>
-            <wp:cNvGraphicFramePr>
-              <a:graphicFrameLocks xmlns:a="http://schemas.openxmlformats.org/drawingml/2006/main" noChangeAspect="1"/>
-            </wp:cNvGraphicFramePr>
-            <a:graphic xmlns:a="http://schemas.openxmlformats.org/drawingml/2006/main">
-              <a:graphicData uri="http://schemas.openxmlformats.org/drawingml/2006/picture">
-                <pic:pic xmlns:pic="http://schemas.openxmlformats.org/drawingml/2006/picture">
-                  <pic:nvPicPr>
-                    <pic:cNvPr id="1492193085" name=""/>
                     <pic:cNvPicPr/>
                   </pic:nvPicPr>
                   <pic:blipFill>
@@ -691,6 +696,55 @@
     </w:p>
     <w:p>
       <w:pPr>
+        <w:spacing w:after="160" w:line="276" w:lineRule="auto"/>
+        <w:rPr>
+          <w:lang w:val="en-US"/>
+        </w:rPr>
+      </w:pPr>
+      <w:r>
+        <w:rPr>
+          <w:noProof/>
+        </w:rPr>
+        <w:lastRenderedPageBreak/>
+        <w:drawing>
+          <wp:inline distT="0" distB="0" distL="0" distR="0" wp14:anchorId="7FC991F6" wp14:editId="05257F4C">
+            <wp:extent cx="6400800" cy="3600450"/>
+            <wp:effectExtent l="0" t="0" r="0" b="0"/>
+            <wp:docPr id="1492193085" name="Picture 1"/>
+            <wp:cNvGraphicFramePr>
+              <a:graphicFrameLocks xmlns:a="http://schemas.openxmlformats.org/drawingml/2006/main" noChangeAspect="1"/>
+            </wp:cNvGraphicFramePr>
+            <a:graphic xmlns:a="http://schemas.openxmlformats.org/drawingml/2006/main">
+              <a:graphicData uri="http://schemas.openxmlformats.org/drawingml/2006/picture">
+                <pic:pic xmlns:pic="http://schemas.openxmlformats.org/drawingml/2006/picture">
+                  <pic:nvPicPr>
+                    <pic:cNvPr id="1492193085" name=""/>
+                    <pic:cNvPicPr/>
+                  </pic:nvPicPr>
+                  <pic:blipFill>
+                    <a:blip r:embed="rId9"/>
+                    <a:stretch>
+                      <a:fillRect/>
+                    </a:stretch>
+                  </pic:blipFill>
+                  <pic:spPr>
+                    <a:xfrm>
+                      <a:off x="0" y="0"/>
+                      <a:ext cx="6400800" cy="3600450"/>
+                    </a:xfrm>
+                    <a:prstGeom prst="rect">
+                      <a:avLst/>
+                    </a:prstGeom>
+                  </pic:spPr>
+                </pic:pic>
+              </a:graphicData>
+            </a:graphic>
+          </wp:inline>
+        </w:drawing>
+      </w:r>
+    </w:p>
+    <w:p>
+      <w:pPr>
         <w:pStyle w:val="Heading2"/>
         <w:spacing w:before="200" w:after="100"/>
       </w:pPr>
@@ -702,7 +756,6 @@
           <w:sz w:val="23"/>
           <w:szCs w:val="23"/>
         </w:rPr>
-        <w:lastRenderedPageBreak/>
         <w:t>3.4 Results Consolidation</w:t>
       </w:r>
     </w:p>
@@ -823,6 +876,7 @@
         <w:rPr>
           <w:noProof/>
         </w:rPr>
+        <w:lastRenderedPageBreak/>
         <w:drawing>
           <wp:inline distT="0" distB="0" distL="0" distR="0" wp14:anchorId="72421DE6" wp14:editId="6EDDE7A4">
             <wp:extent cx="4429125" cy="2952750"/>
@@ -839,7 +893,7 @@
                     <pic:cNvPicPr/>
                   </pic:nvPicPr>
                   <pic:blipFill>
-                    <a:blip r:embed="rId9" cstate="print">
+                    <a:blip r:embed="rId10" cstate="print">
                       <a:extLst>
                         <a:ext uri="{28A0092B-C50C-407E-A947-70E740481C1C}">
                           <a14:useLocalDpi xmlns:a14="http://schemas.microsoft.com/office/drawing/2010/main" val="0"/>
@@ -921,7 +975,6 @@
         <w:ind w:left="720"/>
       </w:pPr>
       <w:r>
-        <w:lastRenderedPageBreak/>
         <w:drawing>
           <wp:inline distT="0" distB="0" distL="0" distR="0" wp14:anchorId="7A507775" wp14:editId="36B5933A">
             <wp:extent cx="4097655" cy="3238179"/>
@@ -938,7 +991,7 @@
                     <pic:cNvPicPr/>
                   </pic:nvPicPr>
                   <pic:blipFill>
-                    <a:blip r:embed="rId10"/>
+                    <a:blip r:embed="rId11"/>
                     <a:stretch>
                       <a:fillRect/>
                     </a:stretch>
@@ -1004,6 +1057,7 @@
           <w:szCs w:val="22"/>
           <w:lang w:val="en-US"/>
         </w:rPr>
+        <w:lastRenderedPageBreak/>
         <w:t xml:space="preserve">Now proceed </w:t>
       </w:r>
       <w:r>

--- a/02_Reports/week5_progress_report.docx
+++ b/02_Reports/week5_progress_report.docx
@@ -1034,15 +1034,44 @@
       <w:pPr>
         <w:pStyle w:val="Heading2"/>
         <w:spacing w:before="200" w:after="100"/>
-      </w:pPr>
-      <w:r>
         <w:rPr>
           <w:rFonts w:ascii="Calibri" w:eastAsia="Calibri" w:hAnsi="Calibri" w:cs="Calibri"/>
           <w:b/>
           <w:bCs/>
           <w:sz w:val="23"/>
           <w:szCs w:val="23"/>
-        </w:rPr>
+          <w:lang w:val="en-US"/>
+        </w:rPr>
+      </w:pPr>
+    </w:p>
+    <w:p>
+      <w:pPr>
+        <w:pStyle w:val="Heading2"/>
+        <w:spacing w:before="200" w:after="100"/>
+        <w:rPr>
+          <w:rFonts w:ascii="Calibri" w:eastAsia="Calibri" w:hAnsi="Calibri" w:cs="Calibri"/>
+          <w:b/>
+          <w:bCs/>
+          <w:sz w:val="23"/>
+          <w:szCs w:val="23"/>
+          <w:lang w:val="en-US"/>
+        </w:rPr>
+      </w:pPr>
+    </w:p>
+    <w:p>
+      <w:pPr>
+        <w:pStyle w:val="Heading2"/>
+        <w:spacing w:before="200" w:after="100"/>
+      </w:pPr>
+      <w:r>
+        <w:rPr>
+          <w:rFonts w:ascii="Calibri" w:eastAsia="Calibri" w:hAnsi="Calibri" w:cs="Calibri"/>
+          <w:b/>
+          <w:bCs/>
+          <w:sz w:val="23"/>
+          <w:szCs w:val="23"/>
+        </w:rPr>
+        <w:lastRenderedPageBreak/>
         <w:t>Next Steps</w:t>
       </w:r>
     </w:p>
@@ -1057,7 +1086,6 @@
           <w:szCs w:val="22"/>
           <w:lang w:val="en-US"/>
         </w:rPr>
-        <w:lastRenderedPageBreak/>
         <w:t xml:space="preserve">Now proceed </w:t>
       </w:r>
       <w:r>

--- a/02_Reports/week5_progress_report.docx
+++ b/02_Reports/week5_progress_report.docx
@@ -438,7 +438,6 @@
           <w:lang w:val="en-US"/>
         </w:rPr>
       </w:pPr>
-      <w:proofErr w:type="spellStart"/>
       <w:r>
         <w:rPr>
           <w:rFonts w:ascii="Calibri" w:eastAsia="Calibri" w:hAnsi="Calibri" w:cs="Calibri"/>
@@ -451,7 +450,6 @@
         <w:lastRenderedPageBreak/>
         <w:t>Groq</w:t>
       </w:r>
-      <w:proofErr w:type="spellEnd"/>
       <w:r>
         <w:rPr>
           <w:rFonts w:ascii="Calibri" w:eastAsia="Calibri" w:hAnsi="Calibri" w:cs="Calibri"/>
@@ -476,61 +474,59 @@
           <w:lang w:val="en-US"/>
         </w:rPr>
       </w:pPr>
+      <w:r>
+        <w:rPr>
+          <w:noProof/>
+        </w:rPr>
+        <w:drawing>
+          <wp:inline distT="0" distB="0" distL="0" distR="0" wp14:anchorId="330A1AA5" wp14:editId="22895C88">
+            <wp:extent cx="6400800" cy="3600450"/>
+            <wp:effectExtent l="0" t="0" r="0" b="0"/>
+            <wp:docPr id="1395610228" name="Picture 1"/>
+            <wp:cNvGraphicFramePr>
+              <a:graphicFrameLocks xmlns:a="http://schemas.openxmlformats.org/drawingml/2006/main" noChangeAspect="1"/>
+            </wp:cNvGraphicFramePr>
+            <a:graphic xmlns:a="http://schemas.openxmlformats.org/drawingml/2006/main">
+              <a:graphicData uri="http://schemas.openxmlformats.org/drawingml/2006/picture">
+                <pic:pic xmlns:pic="http://schemas.openxmlformats.org/drawingml/2006/picture">
+                  <pic:nvPicPr>
+                    <pic:cNvPr id="1395610228" name=""/>
+                    <pic:cNvPicPr/>
+                  </pic:nvPicPr>
+                  <pic:blipFill>
+                    <a:blip r:embed="rId7"/>
+                    <a:stretch>
+                      <a:fillRect/>
+                    </a:stretch>
+                  </pic:blipFill>
+                  <pic:spPr>
+                    <a:xfrm>
+                      <a:off x="0" y="0"/>
+                      <a:ext cx="6400800" cy="3600450"/>
+                    </a:xfrm>
+                    <a:prstGeom prst="rect">
+                      <a:avLst/>
+                    </a:prstGeom>
+                  </pic:spPr>
+                </pic:pic>
+              </a:graphicData>
+            </a:graphic>
+          </wp:inline>
+        </w:drawing>
+      </w:r>
     </w:p>
     <w:p>
       <w:pPr>
         <w:pStyle w:val="Heading2"/>
         <w:spacing w:before="200" w:after="100"/>
+      </w:pPr>
+      <w:r>
         <w:rPr>
           <w:rFonts w:ascii="Calibri" w:eastAsia="Calibri" w:hAnsi="Calibri" w:cs="Calibri"/>
           <w:b/>
           <w:bCs/>
           <w:sz w:val="23"/>
           <w:szCs w:val="23"/>
-          <w:lang w:val="en-US"/>
-        </w:rPr>
-      </w:pPr>
-    </w:p>
-    <w:p>
-      <w:pPr>
-        <w:pStyle w:val="Heading2"/>
-        <w:spacing w:before="200" w:after="100"/>
-        <w:rPr>
-          <w:rFonts w:ascii="Calibri" w:eastAsia="Calibri" w:hAnsi="Calibri" w:cs="Calibri"/>
-          <w:b/>
-          <w:bCs/>
-          <w:sz w:val="23"/>
-          <w:szCs w:val="23"/>
-          <w:lang w:val="en-US"/>
-        </w:rPr>
-      </w:pPr>
-    </w:p>
-    <w:p>
-      <w:pPr>
-        <w:pStyle w:val="Heading2"/>
-        <w:spacing w:before="200" w:after="100"/>
-        <w:rPr>
-          <w:rFonts w:ascii="Calibri" w:eastAsia="Calibri" w:hAnsi="Calibri" w:cs="Calibri"/>
-          <w:b/>
-          <w:bCs/>
-          <w:sz w:val="23"/>
-          <w:szCs w:val="23"/>
-          <w:lang w:val="en-US"/>
-        </w:rPr>
-      </w:pPr>
-    </w:p>
-    <w:p>
-      <w:pPr>
-        <w:pStyle w:val="Heading2"/>
-        <w:spacing w:before="200" w:after="100"/>
-      </w:pPr>
-      <w:r>
-        <w:rPr>
-          <w:rFonts w:ascii="Calibri" w:eastAsia="Calibri" w:hAnsi="Calibri" w:cs="Calibri"/>
-          <w:b/>
-          <w:bCs/>
-          <w:sz w:val="23"/>
-          <w:szCs w:val="23"/>
         </w:rPr>
         <w:t>3.2 Explicit Score Anchors</w:t>
       </w:r>
@@ -572,6 +568,7 @@
       </w:r>
       <w:r>
         <w:rPr>
+          <w:noProof/>
           <w:lang w:val="en-US"/>
         </w:rPr>
         <w:drawing>
@@ -590,7 +587,7 @@
                     <pic:cNvPicPr/>
                   </pic:nvPicPr>
                   <pic:blipFill>
-                    <a:blip r:embed="rId7"/>
+                    <a:blip r:embed="rId8"/>
                     <a:stretch>
                       <a:fillRect/>
                     </a:stretch>
@@ -657,6 +654,7 @@
         <w:rPr>
           <w:noProof/>
         </w:rPr>
+        <w:lastRenderedPageBreak/>
         <w:drawing>
           <wp:inline distT="0" distB="0" distL="0" distR="0" wp14:anchorId="38B4A49C" wp14:editId="2CADA25C">
             <wp:extent cx="6400800" cy="3600450"/>
@@ -670,55 +668,6 @@
                 <pic:pic xmlns:pic="http://schemas.openxmlformats.org/drawingml/2006/picture">
                   <pic:nvPicPr>
                     <pic:cNvPr id="39351544" name=""/>
-                    <pic:cNvPicPr/>
-                  </pic:nvPicPr>
-                  <pic:blipFill>
-                    <a:blip r:embed="rId8"/>
-                    <a:stretch>
-                      <a:fillRect/>
-                    </a:stretch>
-                  </pic:blipFill>
-                  <pic:spPr>
-                    <a:xfrm>
-                      <a:off x="0" y="0"/>
-                      <a:ext cx="6400800" cy="3600450"/>
-                    </a:xfrm>
-                    <a:prstGeom prst="rect">
-                      <a:avLst/>
-                    </a:prstGeom>
-                  </pic:spPr>
-                </pic:pic>
-              </a:graphicData>
-            </a:graphic>
-          </wp:inline>
-        </w:drawing>
-      </w:r>
-    </w:p>
-    <w:p>
-      <w:pPr>
-        <w:spacing w:after="160" w:line="276" w:lineRule="auto"/>
-        <w:rPr>
-          <w:lang w:val="en-US"/>
-        </w:rPr>
-      </w:pPr>
-      <w:r>
-        <w:rPr>
-          <w:noProof/>
-        </w:rPr>
-        <w:lastRenderedPageBreak/>
-        <w:drawing>
-          <wp:inline distT="0" distB="0" distL="0" distR="0" wp14:anchorId="7FC991F6" wp14:editId="05257F4C">
-            <wp:extent cx="6400800" cy="3600450"/>
-            <wp:effectExtent l="0" t="0" r="0" b="0"/>
-            <wp:docPr id="1492193085" name="Picture 1"/>
-            <wp:cNvGraphicFramePr>
-              <a:graphicFrameLocks xmlns:a="http://schemas.openxmlformats.org/drawingml/2006/main" noChangeAspect="1"/>
-            </wp:cNvGraphicFramePr>
-            <a:graphic xmlns:a="http://schemas.openxmlformats.org/drawingml/2006/main">
-              <a:graphicData uri="http://schemas.openxmlformats.org/drawingml/2006/picture">
-                <pic:pic xmlns:pic="http://schemas.openxmlformats.org/drawingml/2006/picture">
-                  <pic:nvPicPr>
-                    <pic:cNvPr id="1492193085" name=""/>
                     <pic:cNvPicPr/>
                   </pic:nvPicPr>
                   <pic:blipFill>
@@ -745,6 +694,54 @@
     </w:p>
     <w:p>
       <w:pPr>
+        <w:spacing w:after="160" w:line="276" w:lineRule="auto"/>
+        <w:rPr>
+          <w:lang w:val="en-US"/>
+        </w:rPr>
+      </w:pPr>
+      <w:r>
+        <w:rPr>
+          <w:noProof/>
+        </w:rPr>
+        <w:drawing>
+          <wp:inline distT="0" distB="0" distL="0" distR="0" wp14:anchorId="7FC991F6" wp14:editId="05257F4C">
+            <wp:extent cx="6400800" cy="3600450"/>
+            <wp:effectExtent l="0" t="0" r="0" b="0"/>
+            <wp:docPr id="1492193085" name="Picture 1"/>
+            <wp:cNvGraphicFramePr>
+              <a:graphicFrameLocks xmlns:a="http://schemas.openxmlformats.org/drawingml/2006/main" noChangeAspect="1"/>
+            </wp:cNvGraphicFramePr>
+            <a:graphic xmlns:a="http://schemas.openxmlformats.org/drawingml/2006/main">
+              <a:graphicData uri="http://schemas.openxmlformats.org/drawingml/2006/picture">
+                <pic:pic xmlns:pic="http://schemas.openxmlformats.org/drawingml/2006/picture">
+                  <pic:nvPicPr>
+                    <pic:cNvPr id="1492193085" name=""/>
+                    <pic:cNvPicPr/>
+                  </pic:nvPicPr>
+                  <pic:blipFill>
+                    <a:blip r:embed="rId10"/>
+                    <a:stretch>
+                      <a:fillRect/>
+                    </a:stretch>
+                  </pic:blipFill>
+                  <pic:spPr>
+                    <a:xfrm>
+                      <a:off x="0" y="0"/>
+                      <a:ext cx="6400800" cy="3600450"/>
+                    </a:xfrm>
+                    <a:prstGeom prst="rect">
+                      <a:avLst/>
+                    </a:prstGeom>
+                  </pic:spPr>
+                </pic:pic>
+              </a:graphicData>
+            </a:graphic>
+          </wp:inline>
+        </w:drawing>
+      </w:r>
+    </w:p>
+    <w:p>
+      <w:pPr>
         <w:pStyle w:val="Heading2"/>
         <w:spacing w:before="200" w:after="100"/>
       </w:pPr>
@@ -790,6 +787,7 @@
           <w:iCs/>
           <w:color w:val="555555"/>
         </w:rPr>
+        <w:lastRenderedPageBreak/>
         <w:t>[ Insert Screenshot: Readable_Scores docx showing a real scored prompt with visible Success/Failure color-coding ]</w:t>
       </w:r>
     </w:p>
@@ -876,7 +874,6 @@
         <w:rPr>
           <w:noProof/>
         </w:rPr>
-        <w:lastRenderedPageBreak/>
         <w:drawing>
           <wp:inline distT="0" distB="0" distL="0" distR="0" wp14:anchorId="72421DE6" wp14:editId="6EDDE7A4">
             <wp:extent cx="4429125" cy="2952750"/>
@@ -893,7 +890,7 @@
                     <pic:cNvPicPr/>
                   </pic:nvPicPr>
                   <pic:blipFill>
-                    <a:blip r:embed="rId10" cstate="print">
+                    <a:blip r:embed="rId11" cstate="print">
                       <a:extLst>
                         <a:ext uri="{28A0092B-C50C-407E-A947-70E740481C1C}">
                           <a14:useLocalDpi xmlns:a14="http://schemas.microsoft.com/office/drawing/2010/main" val="0"/>
@@ -975,6 +972,10 @@
         <w:ind w:left="720"/>
       </w:pPr>
       <w:r>
+        <w:rPr>
+          <w:noProof/>
+        </w:rPr>
+        <w:lastRenderedPageBreak/>
         <w:drawing>
           <wp:inline distT="0" distB="0" distL="0" distR="0" wp14:anchorId="7A507775" wp14:editId="36B5933A">
             <wp:extent cx="4097655" cy="3238179"/>
@@ -991,7 +992,7 @@
                     <pic:cNvPicPr/>
                   </pic:nvPicPr>
                   <pic:blipFill>
-                    <a:blip r:embed="rId11"/>
+                    <a:blip r:embed="rId12"/>
                     <a:stretch>
                       <a:fillRect/>
                     </a:stretch>
@@ -1071,7 +1072,6 @@
           <w:sz w:val="23"/>
           <w:szCs w:val="23"/>
         </w:rPr>
-        <w:lastRenderedPageBreak/>
         <w:t>Next Steps</w:t>
       </w:r>
     </w:p>

--- a/02_Reports/week5_progress_report.docx
+++ b/02_Reports/week5_progress_report.docx
@@ -438,6 +438,7 @@
           <w:lang w:val="en-US"/>
         </w:rPr>
       </w:pPr>
+      <w:proofErr w:type="spellStart"/>
       <w:r>
         <w:rPr>
           <w:rFonts w:ascii="Calibri" w:eastAsia="Calibri" w:hAnsi="Calibri" w:cs="Calibri"/>
@@ -450,6 +451,7 @@
         <w:lastRenderedPageBreak/>
         <w:t>Groq</w:t>
       </w:r>
+      <w:proofErr w:type="spellEnd"/>
       <w:r>
         <w:rPr>
           <w:rFonts w:ascii="Calibri" w:eastAsia="Calibri" w:hAnsi="Calibri" w:cs="Calibri"/>
@@ -744,65 +746,238 @@
       <w:pPr>
         <w:pStyle w:val="Heading2"/>
         <w:spacing w:before="200" w:after="100"/>
-      </w:pPr>
-      <w:r>
         <w:rPr>
           <w:rFonts w:ascii="Calibri" w:eastAsia="Calibri" w:hAnsi="Calibri" w:cs="Calibri"/>
           <w:b/>
           <w:bCs/>
           <w:sz w:val="23"/>
           <w:szCs w:val="23"/>
-        </w:rPr>
-        <w:t>3.4 Results Consolidation</w:t>
-      </w:r>
-    </w:p>
-    <w:p>
-      <w:pPr>
-        <w:spacing w:after="160" w:line="276" w:lineRule="auto"/>
-      </w:pPr>
-      <w:r>
-        <w:rPr>
-          <w:rFonts w:ascii="Calibri" w:eastAsia="Calibri" w:hAnsi="Calibri" w:cs="Calibri"/>
-          <w:sz w:val="22"/>
-          <w:szCs w:val="22"/>
-        </w:rPr>
-        <w:t>Two scripts consolidate the per-run scored files: build_scored_tables.py produces one structured JSON per provider, grouping all runs of each prompt together with aggregate success/failure counts; build_scored_docx.py produces a human-readable Word table per provider showing every criterion's score, justification, and computed outcome, with failed rows and stochastic-sample prompts visually highlighted for quick review.</w:t>
-      </w:r>
-    </w:p>
-    <w:p>
-      <w:pPr>
-        <w:pBdr>
-          <w:top w:val="single" w:sz="6" w:space="0" w:color="999999"/>
-          <w:left w:val="single" w:sz="6" w:space="0" w:color="999999"/>
-          <w:bottom w:val="single" w:sz="6" w:space="0" w:color="999999"/>
-          <w:right w:val="single" w:sz="6" w:space="0" w:color="999999"/>
-        </w:pBdr>
-        <w:shd w:val="clear" w:color="auto" w:fill="F2F2F2"/>
-        <w:spacing w:before="120" w:after="200" w:line="276" w:lineRule="auto"/>
-      </w:pPr>
-      <w:r>
-        <w:rPr>
-          <w:rFonts w:ascii="Calibri" w:eastAsia="Calibri" w:hAnsi="Calibri" w:cs="Calibri"/>
-          <w:i/>
-          <w:iCs/>
-          <w:color w:val="555555"/>
-        </w:rPr>
-        <w:lastRenderedPageBreak/>
-        <w:t>[ Insert Screenshot: Readable_Scores docx showing a real scored prompt with visible Success/Failure color-coding ]</w:t>
-      </w:r>
+          <w:lang w:val="en-US"/>
+        </w:rPr>
+      </w:pPr>
     </w:p>
     <w:p>
       <w:pPr>
         <w:pStyle w:val="Heading2"/>
         <w:spacing w:before="200" w:after="100"/>
-      </w:pPr>
-      <w:r>
         <w:rPr>
           <w:rFonts w:ascii="Calibri" w:eastAsia="Calibri" w:hAnsi="Calibri" w:cs="Calibri"/>
           <w:b/>
           <w:bCs/>
           <w:sz w:val="23"/>
           <w:szCs w:val="23"/>
+          <w:lang w:val="en-US"/>
+        </w:rPr>
+      </w:pPr>
+    </w:p>
+    <w:p>
+      <w:pPr>
+        <w:pStyle w:val="Heading2"/>
+        <w:spacing w:before="200" w:after="100"/>
+        <w:rPr>
+          <w:rFonts w:ascii="Calibri" w:eastAsia="Calibri" w:hAnsi="Calibri" w:cs="Calibri"/>
+          <w:b/>
+          <w:bCs/>
+          <w:sz w:val="23"/>
+          <w:szCs w:val="23"/>
+          <w:lang w:val="en-US"/>
+        </w:rPr>
+      </w:pPr>
+    </w:p>
+    <w:p>
+      <w:pPr>
+        <w:pStyle w:val="Heading2"/>
+        <w:spacing w:before="200" w:after="100"/>
+        <w:rPr>
+          <w:rFonts w:ascii="Calibri" w:eastAsia="Calibri" w:hAnsi="Calibri" w:cs="Calibri"/>
+          <w:b/>
+          <w:bCs/>
+          <w:sz w:val="23"/>
+          <w:szCs w:val="23"/>
+          <w:lang w:val="en-US"/>
+        </w:rPr>
+      </w:pPr>
+    </w:p>
+    <w:p>
+      <w:pPr>
+        <w:pStyle w:val="Heading2"/>
+        <w:spacing w:before="200" w:after="100"/>
+      </w:pPr>
+      <w:r>
+        <w:rPr>
+          <w:rFonts w:ascii="Calibri" w:eastAsia="Calibri" w:hAnsi="Calibri" w:cs="Calibri"/>
+          <w:b/>
+          <w:bCs/>
+          <w:sz w:val="23"/>
+          <w:szCs w:val="23"/>
+        </w:rPr>
+        <w:lastRenderedPageBreak/>
+        <w:t>3.4 Results Consolidation</w:t>
+      </w:r>
+    </w:p>
+    <w:p>
+      <w:pPr>
+        <w:spacing w:after="160" w:line="276" w:lineRule="auto"/>
+        <w:rPr>
+          <w:rFonts w:ascii="Calibri" w:eastAsia="Calibri" w:hAnsi="Calibri" w:cs="Calibri"/>
+          <w:sz w:val="22"/>
+          <w:szCs w:val="22"/>
+          <w:lang w:val="en-US"/>
+        </w:rPr>
+      </w:pPr>
+      <w:r>
+        <w:rPr>
+          <w:rFonts w:ascii="Calibri" w:eastAsia="Calibri" w:hAnsi="Calibri" w:cs="Calibri"/>
+          <w:sz w:val="22"/>
+          <w:szCs w:val="22"/>
+        </w:rPr>
+        <w:t xml:space="preserve">Two scripts consolidate the per-run scored files: </w:t>
+      </w:r>
+      <w:r>
+        <w:rPr>
+          <w:rFonts w:ascii="Calibri" w:eastAsia="Calibri" w:hAnsi="Calibri" w:cs="Calibri"/>
+          <w:b/>
+          <w:bCs/>
+          <w:sz w:val="22"/>
+          <w:szCs w:val="22"/>
+        </w:rPr>
+        <w:t>build_scored_tables.py</w:t>
+      </w:r>
+      <w:r>
+        <w:rPr>
+          <w:rFonts w:ascii="Calibri" w:eastAsia="Calibri" w:hAnsi="Calibri" w:cs="Calibri"/>
+          <w:sz w:val="22"/>
+          <w:szCs w:val="22"/>
+        </w:rPr>
+        <w:t xml:space="preserve"> produces one structured JSON per provider, grouping all runs of each prompt together with aggregate success/failure counts; </w:t>
+      </w:r>
+      <w:r>
+        <w:rPr>
+          <w:rFonts w:ascii="Calibri" w:eastAsia="Calibri" w:hAnsi="Calibri" w:cs="Calibri"/>
+          <w:b/>
+          <w:bCs/>
+          <w:sz w:val="22"/>
+          <w:szCs w:val="22"/>
+        </w:rPr>
+        <w:t>build_scored_docx.py</w:t>
+      </w:r>
+      <w:r>
+        <w:rPr>
+          <w:rFonts w:ascii="Calibri" w:eastAsia="Calibri" w:hAnsi="Calibri" w:cs="Calibri"/>
+          <w:sz w:val="22"/>
+          <w:szCs w:val="22"/>
+        </w:rPr>
+        <w:t xml:space="preserve"> produces a human-readable Word table per provider showing every criterion's score, justification, and computed outcome, with failed rows and stochastic-sample prompts visually highlighted for quick review.</w:t>
+      </w:r>
+    </w:p>
+    <w:p>
+      <w:pPr>
+        <w:spacing w:after="160" w:line="276" w:lineRule="auto"/>
+        <w:rPr>
+          <w:lang w:val="en-US"/>
+        </w:rPr>
+      </w:pPr>
+      <w:r>
+        <w:rPr>
+          <w:noProof/>
+        </w:rPr>
+        <w:drawing>
+          <wp:inline distT="0" distB="0" distL="0" distR="0" wp14:anchorId="5206928B" wp14:editId="1EFD12C9">
+            <wp:extent cx="6400800" cy="2864542"/>
+            <wp:effectExtent l="0" t="0" r="0" b="0"/>
+            <wp:docPr id="348743645" name="Picture 1"/>
+            <wp:cNvGraphicFramePr>
+              <a:graphicFrameLocks xmlns:a="http://schemas.openxmlformats.org/drawingml/2006/main" noChangeAspect="1"/>
+            </wp:cNvGraphicFramePr>
+            <a:graphic xmlns:a="http://schemas.openxmlformats.org/drawingml/2006/main">
+              <a:graphicData uri="http://schemas.openxmlformats.org/drawingml/2006/picture">
+                <pic:pic xmlns:pic="http://schemas.openxmlformats.org/drawingml/2006/picture">
+                  <pic:nvPicPr>
+                    <pic:cNvPr id="348743645" name=""/>
+                    <pic:cNvPicPr/>
+                  </pic:nvPicPr>
+                  <pic:blipFill>
+                    <a:blip r:embed="rId11"/>
+                    <a:stretch>
+                      <a:fillRect/>
+                    </a:stretch>
+                  </pic:blipFill>
+                  <pic:spPr>
+                    <a:xfrm>
+                      <a:off x="0" y="0"/>
+                      <a:ext cx="6409302" cy="2868347"/>
+                    </a:xfrm>
+                    <a:prstGeom prst="rect">
+                      <a:avLst/>
+                    </a:prstGeom>
+                  </pic:spPr>
+                </pic:pic>
+              </a:graphicData>
+            </a:graphic>
+          </wp:inline>
+        </w:drawing>
+      </w:r>
+    </w:p>
+    <w:p>
+      <w:pPr>
+        <w:spacing w:after="160" w:line="276" w:lineRule="auto"/>
+        <w:rPr>
+          <w:lang w:val="en-US"/>
+        </w:rPr>
+      </w:pPr>
+      <w:r>
+        <w:rPr>
+          <w:noProof/>
+        </w:rPr>
+        <w:drawing>
+          <wp:inline distT="0" distB="0" distL="0" distR="0" wp14:anchorId="1158070A" wp14:editId="1B1CAE54">
+            <wp:extent cx="6400153" cy="2881876"/>
+            <wp:effectExtent l="0" t="0" r="1270" b="0"/>
+            <wp:docPr id="318079868" name="Picture 1"/>
+            <wp:cNvGraphicFramePr>
+              <a:graphicFrameLocks xmlns:a="http://schemas.openxmlformats.org/drawingml/2006/main" noChangeAspect="1"/>
+            </wp:cNvGraphicFramePr>
+            <a:graphic xmlns:a="http://schemas.openxmlformats.org/drawingml/2006/main">
+              <a:graphicData uri="http://schemas.openxmlformats.org/drawingml/2006/picture">
+                <pic:pic xmlns:pic="http://schemas.openxmlformats.org/drawingml/2006/picture">
+                  <pic:nvPicPr>
+                    <pic:cNvPr id="318079868" name=""/>
+                    <pic:cNvPicPr/>
+                  </pic:nvPicPr>
+                  <pic:blipFill>
+                    <a:blip r:embed="rId12"/>
+                    <a:stretch>
+                      <a:fillRect/>
+                    </a:stretch>
+                  </pic:blipFill>
+                  <pic:spPr>
+                    <a:xfrm>
+                      <a:off x="0" y="0"/>
+                      <a:ext cx="6423251" cy="2892277"/>
+                    </a:xfrm>
+                    <a:prstGeom prst="rect">
+                      <a:avLst/>
+                    </a:prstGeom>
+                  </pic:spPr>
+                </pic:pic>
+              </a:graphicData>
+            </a:graphic>
+          </wp:inline>
+        </w:drawing>
+      </w:r>
+    </w:p>
+    <w:p>
+      <w:pPr>
+        <w:pStyle w:val="Heading2"/>
+        <w:spacing w:before="200" w:after="100"/>
+      </w:pPr>
+      <w:r>
+        <w:rPr>
+          <w:rFonts w:ascii="Calibri" w:eastAsia="Calibri" w:hAnsi="Calibri" w:cs="Calibri"/>
+          <w:b/>
+          <w:bCs/>
+          <w:sz w:val="23"/>
+          <w:szCs w:val="23"/>
         </w:rPr>
         <w:t>3.5 Supervisor Compliance &amp; Validation</w:t>
       </w:r>
@@ -833,6 +1008,7 @@
           <w:sz w:val="26"/>
           <w:szCs w:val="26"/>
         </w:rPr>
+        <w:lastRenderedPageBreak/>
         <w:t>4. Results</w:t>
       </w:r>
     </w:p>
@@ -890,7 +1066,7 @@
                     <pic:cNvPicPr/>
                   </pic:nvPicPr>
                   <pic:blipFill>
-                    <a:blip r:embed="rId11" cstate="print">
+                    <a:blip r:embed="rId13" cstate="print">
                       <a:extLst>
                         <a:ext uri="{28A0092B-C50C-407E-A947-70E740481C1C}">
                           <a14:useLocalDpi xmlns:a14="http://schemas.microsoft.com/office/drawing/2010/main" val="0"/>
@@ -975,7 +1151,6 @@
         <w:rPr>
           <w:noProof/>
         </w:rPr>
-        <w:lastRenderedPageBreak/>
         <w:drawing>
           <wp:inline distT="0" distB="0" distL="0" distR="0" wp14:anchorId="7A507775" wp14:editId="36B5933A">
             <wp:extent cx="4097655" cy="3238179"/>
@@ -992,7 +1167,7 @@
                     <pic:cNvPicPr/>
                   </pic:nvPicPr>
                   <pic:blipFill>
-                    <a:blip r:embed="rId12"/>
+                    <a:blip r:embed="rId14"/>
                     <a:stretch>
                       <a:fillRect/>
                     </a:stretch>
@@ -1028,22 +1203,9 @@
           <w:sz w:val="22"/>
           <w:szCs w:val="22"/>
         </w:rPr>
+        <w:lastRenderedPageBreak/>
         <w:t>Consolidation scripts built and verified: machine-readable JSON grouping all runs per prompt with aggregate statistics, and human-readable Word tables with color-coded outcomes.</w:t>
       </w:r>
-    </w:p>
-    <w:p>
-      <w:pPr>
-        <w:pStyle w:val="Heading2"/>
-        <w:spacing w:before="200" w:after="100"/>
-        <w:rPr>
-          <w:rFonts w:ascii="Calibri" w:eastAsia="Calibri" w:hAnsi="Calibri" w:cs="Calibri"/>
-          <w:b/>
-          <w:bCs/>
-          <w:sz w:val="23"/>
-          <w:szCs w:val="23"/>
-          <w:lang w:val="en-US"/>
-        </w:rPr>
-      </w:pPr>
     </w:p>
     <w:p>
       <w:pPr>
